--- a/chapters/exports/forestree.docx
+++ b/chapters/exports/forestree.docx
@@ -31,7 +31,7 @@
         <w:pStyle w:val="ListParagraph"/>
         <w:numPr>
           <w:ilvl w:val="0"/>
-          <w:numId w:val="11"/>
+          <w:numId w:val="190"/>
         </w:numPr>
       </w:pPr>
       <w:r>
@@ -50,7 +50,7 @@
         <w:pStyle w:val="ListParagraph"/>
         <w:numPr>
           <w:ilvl w:val="0"/>
-          <w:numId w:val="11"/>
+          <w:numId w:val="190"/>
         </w:numPr>
       </w:pPr>
       <w:r>
@@ -69,7 +69,7 @@
         <w:pStyle w:val="ListParagraph"/>
         <w:numPr>
           <w:ilvl w:val="0"/>
-          <w:numId w:val="11"/>
+          <w:numId w:val="190"/>
         </w:numPr>
       </w:pPr>
       <w:r>
@@ -88,7 +88,7 @@
         <w:pStyle w:val="ListParagraph"/>
         <w:numPr>
           <w:ilvl w:val="0"/>
-          <w:numId w:val="11"/>
+          <w:numId w:val="190"/>
         </w:numPr>
       </w:pPr>
       <w:r>
@@ -107,7 +107,7 @@
         <w:pStyle w:val="ListParagraph"/>
         <w:numPr>
           <w:ilvl w:val="0"/>
-          <w:numId w:val="11"/>
+          <w:numId w:val="190"/>
         </w:numPr>
       </w:pPr>
       <w:r>
@@ -148,7 +148,7 @@
           <wp:inline distT="0" distB="0" distL="0" distR="0">
             <wp:extent cx="4000500" cy="3372422"/>
             <wp:effectExtent b="0" l="0" r="0" t="0"/>
-            <wp:docPr id="1" name="" descr="" title=""/>
+            <wp:docPr id="180" name="" descr="" title=""/>
             <wp:cNvGraphicFramePr>
               <a:graphicFrameLocks xmlns:a="http://schemas.openxmlformats.org/drawingml/2006/main" noChangeAspect="1"/>
             </wp:cNvGraphicFramePr>
@@ -247,7 +247,7 @@
           <wp:inline distT="0" distB="0" distL="0" distR="0">
             <wp:extent cx="4000500" cy="2668334"/>
             <wp:effectExtent b="0" l="0" r="0" t="0"/>
-            <wp:docPr id="2" name="" descr="" title=""/>
+            <wp:docPr id="181" name="" descr="" title=""/>
             <wp:cNvGraphicFramePr>
               <a:graphicFrameLocks xmlns:a="http://schemas.openxmlformats.org/drawingml/2006/main" noChangeAspect="1"/>
             </wp:cNvGraphicFramePr>
@@ -360,7 +360,7 @@
           <wp:inline distT="0" distB="0" distL="0" distR="0">
             <wp:extent cx="4000500" cy="4000500"/>
             <wp:effectExtent b="0" l="0" r="0" t="0"/>
-            <wp:docPr id="3" name="" descr="" title=""/>
+            <wp:docPr id="182" name="" descr="" title=""/>
             <wp:cNvGraphicFramePr>
               <a:graphicFrameLocks xmlns:a="http://schemas.openxmlformats.org/drawingml/2006/main" noChangeAspect="1"/>
             </wp:cNvGraphicFramePr>
@@ -478,7 +478,7 @@
           <wp:inline distT="0" distB="0" distL="0" distR="0">
             <wp:extent cx="4000500" cy="3660458"/>
             <wp:effectExtent b="0" l="0" r="0" t="0"/>
-            <wp:docPr id="4" name="" descr="" title=""/>
+            <wp:docPr id="183" name="" descr="" title=""/>
             <wp:cNvGraphicFramePr>
               <a:graphicFrameLocks xmlns:a="http://schemas.openxmlformats.org/drawingml/2006/main" noChangeAspect="1"/>
             </wp:cNvGraphicFramePr>
@@ -569,7 +569,7 @@
           <wp:inline distT="0" distB="0" distL="0" distR="0">
             <wp:extent cx="4000500" cy="3004631"/>
             <wp:effectExtent b="0" l="0" r="0" t="0"/>
-            <wp:docPr id="5" name="" descr="" title=""/>
+            <wp:docPr id="184" name="" descr="" title=""/>
             <wp:cNvGraphicFramePr>
               <a:graphicFrameLocks xmlns:a="http://schemas.openxmlformats.org/drawingml/2006/main" noChangeAspect="1"/>
             </wp:cNvGraphicFramePr>
@@ -706,7 +706,7 @@
           <wp:inline distT="0" distB="0" distL="0" distR="0">
             <wp:extent cx="4000500" cy="2668334"/>
             <wp:effectExtent b="0" l="0" r="0" t="0"/>
-            <wp:docPr id="6" name="" descr="" title=""/>
+            <wp:docPr id="185" name="" descr="" title=""/>
             <wp:cNvGraphicFramePr>
               <a:graphicFrameLocks xmlns:a="http://schemas.openxmlformats.org/drawingml/2006/main" noChangeAspect="1"/>
             </wp:cNvGraphicFramePr>
@@ -825,7 +825,7 @@
         <w:pStyle w:val="ListParagraph"/>
         <w:numPr>
           <w:ilvl w:val="0"/>
-          <w:numId w:val="12"/>
+          <w:numId w:val="191"/>
         </w:numPr>
       </w:pPr>
       <w:r>
@@ -844,7 +844,7 @@
         <w:pStyle w:val="ListParagraph"/>
         <w:numPr>
           <w:ilvl w:val="0"/>
-          <w:numId w:val="12"/>
+          <w:numId w:val="191"/>
         </w:numPr>
       </w:pPr>
       <w:r>
@@ -863,7 +863,7 @@
         <w:pStyle w:val="ListParagraph"/>
         <w:numPr>
           <w:ilvl w:val="0"/>
-          <w:numId w:val="12"/>
+          <w:numId w:val="191"/>
         </w:numPr>
       </w:pPr>
       <w:r>
@@ -882,7 +882,7 @@
         <w:pStyle w:val="ListParagraph"/>
         <w:numPr>
           <w:ilvl w:val="0"/>
-          <w:numId w:val="12"/>
+          <w:numId w:val="191"/>
         </w:numPr>
       </w:pPr>
       <w:r>
@@ -901,7 +901,7 @@
         <w:pStyle w:val="ListParagraph"/>
         <w:numPr>
           <w:ilvl w:val="0"/>
-          <w:numId w:val="12"/>
+          <w:numId w:val="191"/>
         </w:numPr>
       </w:pPr>
       <w:r>
@@ -945,7 +945,7 @@
       <w:r>
         <w:t xml:space="preserve">We commend the innovation and leadership of </w:t>
       </w:r>
-      <w:hyperlink w:history="1" r:id="rIdgsf07wbhna_vgkoxpd5jm">
+      <w:hyperlink w:history="1" r:id="rIdrowang5ulno-dvlk6cviz">
         <w:r>
           <w:rPr>
             <w:rStyle w:val="Hyperlink"/>
@@ -956,7 +956,7 @@
       <w:r>
         <w:t xml:space="preserve"> for advancing a practical, circular model that transforms restoration‑grade timber into high‑value, climate‑smart products while strengthening forest health, rural economies, and wildfire resilience. A special thanks to Regenerative Forest Solutions for contributing to this article. We also extend our deep gratitude to </w:t>
       </w:r>
-      <w:hyperlink w:history="1" r:id="rIdclyceroiva1duur8czvnk">
+      <w:hyperlink w:history="1" r:id="rId7b66cbe7rpvukr1fywaqw">
         <w:r>
           <w:rPr>
             <w:rStyle w:val="Hyperlink"/>
@@ -967,7 +967,7 @@
       <w:r>
         <w:t xml:space="preserve"> for funding the Forest Business Alliance’s work with Forestree Collective, and other community forestry partners across California. Rural and Tribal communities engaged in the forest products sector can benefit from resources such as the </w:t>
       </w:r>
-      <w:hyperlink w:history="1" r:id="rIdnyqsdoedjmhox2m8pvm3m">
+      <w:hyperlink w:history="1" r:id="rIddyay8hs2mp2roqueiwn1s">
         <w:r>
           <w:rPr>
             <w:rStyle w:val="Hyperlink"/>
@@ -978,7 +978,7 @@
       <w:r>
         <w:t xml:space="preserve">, the Forest Business Alliance </w:t>
       </w:r>
-      <w:hyperlink w:history="1" r:id="rIdkl5k2dfhd8uhusqudz5zm">
+      <w:hyperlink w:history="1" r:id="rId6lbsr_4_klsmphfwhj5fy">
         <w:r>
           <w:rPr>
             <w:rStyle w:val="Hyperlink"/>
@@ -989,7 +989,7 @@
       <w:r>
         <w:t xml:space="preserve">, and </w:t>
       </w:r>
-      <w:hyperlink w:history="1" r:id="rIdy9fyofx_ok6aocimkrmkm">
+      <w:hyperlink w:history="1" r:id="rIdraodwydy7hi9qwijtdekz">
         <w:r>
           <w:rPr>
             <w:rStyle w:val="Hyperlink"/>
@@ -1036,7 +1036,7 @@
         <wp:inline distT="0" distB="0" distL="0" distR="0">
           <wp:extent cx="608542" cy="105833"/>
           <wp:effectExtent b="0" l="0" r="0" t="0"/>
-          <wp:docPr id="7" name="" descr="" title=""/>
+          <wp:docPr id="186" name="" descr="" title=""/>
           <wp:cNvGraphicFramePr>
             <a:graphicFrameLocks xmlns:a="http://schemas.openxmlformats.org/drawingml/2006/main" noChangeAspect="1"/>
           </wp:cNvGraphicFramePr>
@@ -1114,7 +1114,7 @@
 
 <file path=word/numbering.xml><?xml version="1.0" encoding="utf-8"?>
 <w:numbering xmlns:wpc="http://schemas.microsoft.com/office/word/2010/wordprocessingCanvas" xmlns:mc="http://schemas.openxmlformats.org/markup-compatibility/2006" xmlns:o="urn:schemas-microsoft-com:office:office" xmlns:r="http://schemas.openxmlformats.org/officeDocument/2006/relationships" xmlns:m="http://schemas.openxmlformats.org/officeDocument/2006/math" xmlns:v="urn:schemas-microsoft-com:vml" xmlns:wp14="http://schemas.microsoft.com/office/word/2010/wordprocessingDrawing" xmlns:wp="http://schemas.openxmlformats.org/drawingml/2006/wordprocessingDrawing" xmlns:w10="urn:schemas-microsoft-com:office:word" xmlns:w="http://schemas.openxmlformats.org/wordprocessingml/2006/main" xmlns:w14="http://schemas.microsoft.com/office/word/2010/wordml" xmlns:w15="http://schemas.microsoft.com/office/word/2012/wordml" xmlns:wpg="http://schemas.microsoft.com/office/word/2010/wordprocessingGroup" xmlns:wpi="http://schemas.microsoft.com/office/word/2010/wordprocessingInk" xmlns:wne="http://schemas.microsoft.com/office/word/2006/wordml" xmlns:wps="http://schemas.microsoft.com/office/word/2010/wordprocessingShape" mc:Ignorable="w14 w15 wp14">
-  <w:abstractNum w:abstractNumId="8" w15:restartNumberingAfterBreak="0">
+  <w:abstractNum w:abstractNumId="187" w15:restartNumberingAfterBreak="0">
     <w:multiLevelType w:val="hybridMultilevel"/>
     <w:lvl w:ilvl="0" w15:tentative="1">
       <w:start w:val="1"/>
@@ -1198,7 +1198,7 @@
       </w:pPr>
     </w:lvl>
   </w:abstractNum>
-  <w:abstractNum w:abstractNumId="9" w15:restartNumberingAfterBreak="0">
+  <w:abstractNum w:abstractNumId="188" w15:restartNumberingAfterBreak="0">
     <w:multiLevelType w:val="hybridMultilevel"/>
     <w:lvl w:ilvl="0" w15:tentative="1">
       <w:start w:val="1"/>
@@ -1282,7 +1282,7 @@
       </w:pPr>
     </w:lvl>
   </w:abstractNum>
-  <w:abstractNum w:abstractNumId="10" w15:restartNumberingAfterBreak="0">
+  <w:abstractNum w:abstractNumId="189" w15:restartNumberingAfterBreak="0">
     <w:multiLevelType w:val="hybridMultilevel"/>
     <w:lvl w:ilvl="0" w15:tentative="1">
       <w:start w:val="1"/>
@@ -1367,19 +1367,19 @@
     </w:lvl>
   </w:abstractNum>
   <w:num w:numId="1">
-    <w:abstractNumId w:val="8"/>
+    <w:abstractNumId w:val="187"/>
     <w:lvlOverride w:ilvl="0">
       <w:startOverride w:val="1"/>
     </w:lvlOverride>
   </w:num>
-  <w:num w:numId="11">
-    <w:abstractNumId w:val="9"/>
+  <w:num w:numId="190">
+    <w:abstractNumId w:val="188"/>
     <w:lvlOverride w:ilvl="0">
       <w:startOverride w:val="1"/>
     </w:lvlOverride>
   </w:num>
-  <w:num w:numId="12">
-    <w:abstractNumId w:val="10"/>
+  <w:num w:numId="191">
+    <w:abstractNumId w:val="189"/>
     <w:lvlOverride w:ilvl="0">
       <w:startOverride w:val="1"/>
     </w:lvlOverride>

--- a/chapters/exports/forestree.docx
+++ b/chapters/exports/forestree.docx
@@ -945,7 +945,7 @@
       <w:r>
         <w:t xml:space="preserve">We commend the innovation and leadership of </w:t>
       </w:r>
-      <w:hyperlink w:history="1" r:id="rIdrowang5ulno-dvlk6cviz">
+      <w:hyperlink w:history="1" r:id="rId0wrj3apshwxif1hm3kp6t">
         <w:r>
           <w:rPr>
             <w:rStyle w:val="Hyperlink"/>
@@ -956,7 +956,7 @@
       <w:r>
         <w:t xml:space="preserve"> for advancing a practical, circular model that transforms restoration‑grade timber into high‑value, climate‑smart products while strengthening forest health, rural economies, and wildfire resilience. A special thanks to Regenerative Forest Solutions for contributing to this article. We also extend our deep gratitude to </w:t>
       </w:r>
-      <w:hyperlink w:history="1" r:id="rId7b66cbe7rpvukr1fywaqw">
+      <w:hyperlink w:history="1" r:id="rId-hcnnh_4wupiomihnaf-m">
         <w:r>
           <w:rPr>
             <w:rStyle w:val="Hyperlink"/>
@@ -967,7 +967,7 @@
       <w:r>
         <w:t xml:space="preserve"> for funding the Forest Business Alliance’s work with Forestree Collective, and other community forestry partners across California. Rural and Tribal communities engaged in the forest products sector can benefit from resources such as the </w:t>
       </w:r>
-      <w:hyperlink w:history="1" r:id="rIddyay8hs2mp2roqueiwn1s">
+      <w:hyperlink w:history="1" r:id="rIdbekxv2uo6_ee_uarvb-6z">
         <w:r>
           <w:rPr>
             <w:rStyle w:val="Hyperlink"/>
@@ -978,7 +978,7 @@
       <w:r>
         <w:t xml:space="preserve">, the Forest Business Alliance </w:t>
       </w:r>
-      <w:hyperlink w:history="1" r:id="rId6lbsr_4_klsmphfwhj5fy">
+      <w:hyperlink w:history="1" r:id="rId_go-3ptfr3gu9kg5gfewh">
         <w:r>
           <w:rPr>
             <w:rStyle w:val="Hyperlink"/>
@@ -989,7 +989,7 @@
       <w:r>
         <w:t xml:space="preserve">, and </w:t>
       </w:r>
-      <w:hyperlink w:history="1" r:id="rIdraodwydy7hi9qwijtdekz">
+      <w:hyperlink w:history="1" r:id="rIdsaa32hs-mfpih_xgowanl">
         <w:r>
           <w:rPr>
             <w:rStyle w:val="Hyperlink"/>

--- a/chapters/exports/forestree.docx
+++ b/chapters/exports/forestree.docx
@@ -945,7 +945,7 @@
       <w:r>
         <w:t xml:space="preserve">We commend the innovation and leadership of </w:t>
       </w:r>
-      <w:hyperlink w:history="1" r:id="rId0wrj3apshwxif1hm3kp6t">
+      <w:hyperlink w:history="1" r:id="rId1p5c2djhxexi7ywgrp9rd">
         <w:r>
           <w:rPr>
             <w:rStyle w:val="Hyperlink"/>
@@ -956,7 +956,7 @@
       <w:r>
         <w:t xml:space="preserve"> for advancing a practical, circular model that transforms restoration‑grade timber into high‑value, climate‑smart products while strengthening forest health, rural economies, and wildfire resilience. A special thanks to Regenerative Forest Solutions for contributing to this article. We also extend our deep gratitude to </w:t>
       </w:r>
-      <w:hyperlink w:history="1" r:id="rId-hcnnh_4wupiomihnaf-m">
+      <w:hyperlink w:history="1" r:id="rId0hhbg4iqvuj4klawyk1t8">
         <w:r>
           <w:rPr>
             <w:rStyle w:val="Hyperlink"/>
@@ -967,7 +967,7 @@
       <w:r>
         <w:t xml:space="preserve"> for funding the Forest Business Alliance’s work with Forestree Collective, and other community forestry partners across California. Rural and Tribal communities engaged in the forest products sector can benefit from resources such as the </w:t>
       </w:r>
-      <w:hyperlink w:history="1" r:id="rIdbekxv2uo6_ee_uarvb-6z">
+      <w:hyperlink w:history="1" r:id="rIdwwpj9ksn6del5xj895ppn">
         <w:r>
           <w:rPr>
             <w:rStyle w:val="Hyperlink"/>
@@ -978,7 +978,7 @@
       <w:r>
         <w:t xml:space="preserve">, the Forest Business Alliance </w:t>
       </w:r>
-      <w:hyperlink w:history="1" r:id="rId_go-3ptfr3gu9kg5gfewh">
+      <w:hyperlink w:history="1" r:id="rIdakttibhm0gqszfdzfmoml">
         <w:r>
           <w:rPr>
             <w:rStyle w:val="Hyperlink"/>
@@ -989,7 +989,7 @@
       <w:r>
         <w:t xml:space="preserve">, and </w:t>
       </w:r>
-      <w:hyperlink w:history="1" r:id="rIdsaa32hs-mfpih_xgowanl">
+      <w:hyperlink w:history="1" r:id="rIdfju-1zugegonofpfj78n2">
         <w:r>
           <w:rPr>
             <w:rStyle w:val="Hyperlink"/>

--- a/chapters/exports/forestree.docx
+++ b/chapters/exports/forestree.docx
@@ -945,7 +945,7 @@
       <w:r>
         <w:t xml:space="preserve">We commend the innovation and leadership of </w:t>
       </w:r>
-      <w:hyperlink w:history="1" r:id="rId1p5c2djhxexi7ywgrp9rd">
+      <w:hyperlink w:history="1" r:id="rId9ghotk8g06hln1un_sfip">
         <w:r>
           <w:rPr>
             <w:rStyle w:val="Hyperlink"/>
@@ -956,7 +956,7 @@
       <w:r>
         <w:t xml:space="preserve"> for advancing a practical, circular model that transforms restoration‑grade timber into high‑value, climate‑smart products while strengthening forest health, rural economies, and wildfire resilience. A special thanks to Regenerative Forest Solutions for contributing to this article. We also extend our deep gratitude to </w:t>
       </w:r>
-      <w:hyperlink w:history="1" r:id="rId0hhbg4iqvuj4klawyk1t8">
+      <w:hyperlink w:history="1" r:id="rIddztgwdcktd-0q2yznr_t4">
         <w:r>
           <w:rPr>
             <w:rStyle w:val="Hyperlink"/>
@@ -967,7 +967,7 @@
       <w:r>
         <w:t xml:space="preserve"> for funding the Forest Business Alliance’s work with Forestree Collective, and other community forestry partners across California. Rural and Tribal communities engaged in the forest products sector can benefit from resources such as the </w:t>
       </w:r>
-      <w:hyperlink w:history="1" r:id="rIdwwpj9ksn6del5xj895ppn">
+      <w:hyperlink w:history="1" r:id="rIdhbzzbfsw47asnwslavyop">
         <w:r>
           <w:rPr>
             <w:rStyle w:val="Hyperlink"/>
@@ -978,7 +978,7 @@
       <w:r>
         <w:t xml:space="preserve">, the Forest Business Alliance </w:t>
       </w:r>
-      <w:hyperlink w:history="1" r:id="rIdakttibhm0gqszfdzfmoml">
+      <w:hyperlink w:history="1" r:id="rIdgdvdzg3nkwjeekpswjdka">
         <w:r>
           <w:rPr>
             <w:rStyle w:val="Hyperlink"/>
@@ -989,7 +989,7 @@
       <w:r>
         <w:t xml:space="preserve">, and </w:t>
       </w:r>
-      <w:hyperlink w:history="1" r:id="rIdfju-1zugegonofpfj78n2">
+      <w:hyperlink w:history="1" r:id="rId6crphd2cn5datrw9zryye">
         <w:r>
           <w:rPr>
             <w:rStyle w:val="Hyperlink"/>

--- a/chapters/exports/forestree.docx
+++ b/chapters/exports/forestree.docx
@@ -945,7 +945,7 @@
       <w:r>
         <w:t xml:space="preserve">We commend the innovation and leadership of </w:t>
       </w:r>
-      <w:hyperlink w:history="1" r:id="rId9ghotk8g06hln1un_sfip">
+      <w:hyperlink w:history="1" r:id="rId5y7njwazajexy-jw8bkds">
         <w:r>
           <w:rPr>
             <w:rStyle w:val="Hyperlink"/>
@@ -956,7 +956,7 @@
       <w:r>
         <w:t xml:space="preserve"> for advancing a practical, circular model that transforms restoration‑grade timber into high‑value, climate‑smart products while strengthening forest health, rural economies, and wildfire resilience. A special thanks to Regenerative Forest Solutions for contributing to this article. We also extend our deep gratitude to </w:t>
       </w:r>
-      <w:hyperlink w:history="1" r:id="rIddztgwdcktd-0q2yznr_t4">
+      <w:hyperlink w:history="1" r:id="rIdz3o5n333v33frb1ktxduw">
         <w:r>
           <w:rPr>
             <w:rStyle w:val="Hyperlink"/>
@@ -967,7 +967,7 @@
       <w:r>
         <w:t xml:space="preserve"> for funding the Forest Business Alliance’s work with Forestree Collective, and other community forestry partners across California. Rural and Tribal communities engaged in the forest products sector can benefit from resources such as the </w:t>
       </w:r>
-      <w:hyperlink w:history="1" r:id="rIdhbzzbfsw47asnwslavyop">
+      <w:hyperlink w:history="1" r:id="rIdbpj7p3jrgigdkjiwec-wb">
         <w:r>
           <w:rPr>
             <w:rStyle w:val="Hyperlink"/>
@@ -978,7 +978,7 @@
       <w:r>
         <w:t xml:space="preserve">, the Forest Business Alliance </w:t>
       </w:r>
-      <w:hyperlink w:history="1" r:id="rIdgdvdzg3nkwjeekpswjdka">
+      <w:hyperlink w:history="1" r:id="rIdlbgmax_offdbcyxvf2mjh">
         <w:r>
           <w:rPr>
             <w:rStyle w:val="Hyperlink"/>
@@ -989,7 +989,7 @@
       <w:r>
         <w:t xml:space="preserve">, and </w:t>
       </w:r>
-      <w:hyperlink w:history="1" r:id="rId6crphd2cn5datrw9zryye">
+      <w:hyperlink w:history="1" r:id="rIdnwxavlvv937a7kn6vbjvn">
         <w:r>
           <w:rPr>
             <w:rStyle w:val="Hyperlink"/>

--- a/chapters/exports/forestree.docx
+++ b/chapters/exports/forestree.docx
@@ -945,7 +945,7 @@
       <w:r>
         <w:t xml:space="preserve">We commend the innovation and leadership of </w:t>
       </w:r>
-      <w:hyperlink w:history="1" r:id="rId5y7njwazajexy-jw8bkds">
+      <w:hyperlink w:history="1" r:id="rIdge8e5-gzqdvuwdt704dpq">
         <w:r>
           <w:rPr>
             <w:rStyle w:val="Hyperlink"/>
@@ -956,7 +956,7 @@
       <w:r>
         <w:t xml:space="preserve"> for advancing a practical, circular model that transforms restoration‑grade timber into high‑value, climate‑smart products while strengthening forest health, rural economies, and wildfire resilience. A special thanks to Regenerative Forest Solutions for contributing to this article. We also extend our deep gratitude to </w:t>
       </w:r>
-      <w:hyperlink w:history="1" r:id="rIdz3o5n333v33frb1ktxduw">
+      <w:hyperlink w:history="1" r:id="rIdm1lmgm86emb7rrud3sdf8">
         <w:r>
           <w:rPr>
             <w:rStyle w:val="Hyperlink"/>
@@ -967,7 +967,7 @@
       <w:r>
         <w:t xml:space="preserve"> for funding the Forest Business Alliance’s work with Forestree Collective, and other community forestry partners across California. Rural and Tribal communities engaged in the forest products sector can benefit from resources such as the </w:t>
       </w:r>
-      <w:hyperlink w:history="1" r:id="rIdbpj7p3jrgigdkjiwec-wb">
+      <w:hyperlink w:history="1" r:id="rIdbldnohij7cnefrdmarxdh">
         <w:r>
           <w:rPr>
             <w:rStyle w:val="Hyperlink"/>
@@ -978,7 +978,7 @@
       <w:r>
         <w:t xml:space="preserve">, the Forest Business Alliance </w:t>
       </w:r>
-      <w:hyperlink w:history="1" r:id="rIdlbgmax_offdbcyxvf2mjh">
+      <w:hyperlink w:history="1" r:id="rIdxs2ez1taz0yeeiz7lzel9">
         <w:r>
           <w:rPr>
             <w:rStyle w:val="Hyperlink"/>
@@ -989,7 +989,7 @@
       <w:r>
         <w:t xml:space="preserve">, and </w:t>
       </w:r>
-      <w:hyperlink w:history="1" r:id="rIdnwxavlvv937a7kn6vbjvn">
+      <w:hyperlink w:history="1" r:id="rIdw8z9lf07fy0ggnlnm-4rq">
         <w:r>
           <w:rPr>
             <w:rStyle w:val="Hyperlink"/>

--- a/chapters/exports/forestree.docx
+++ b/chapters/exports/forestree.docx
@@ -31,7 +31,7 @@
         <w:pStyle w:val="ListParagraph"/>
         <w:numPr>
           <w:ilvl w:val="0"/>
-          <w:numId w:val="190"/>
+          <w:numId w:val="193"/>
         </w:numPr>
       </w:pPr>
       <w:r>
@@ -50,7 +50,7 @@
         <w:pStyle w:val="ListParagraph"/>
         <w:numPr>
           <w:ilvl w:val="0"/>
-          <w:numId w:val="190"/>
+          <w:numId w:val="193"/>
         </w:numPr>
       </w:pPr>
       <w:r>
@@ -69,7 +69,7 @@
         <w:pStyle w:val="ListParagraph"/>
         <w:numPr>
           <w:ilvl w:val="0"/>
-          <w:numId w:val="190"/>
+          <w:numId w:val="193"/>
         </w:numPr>
       </w:pPr>
       <w:r>
@@ -88,7 +88,7 @@
         <w:pStyle w:val="ListParagraph"/>
         <w:numPr>
           <w:ilvl w:val="0"/>
-          <w:numId w:val="190"/>
+          <w:numId w:val="193"/>
         </w:numPr>
       </w:pPr>
       <w:r>
@@ -107,7 +107,7 @@
         <w:pStyle w:val="ListParagraph"/>
         <w:numPr>
           <w:ilvl w:val="0"/>
-          <w:numId w:val="190"/>
+          <w:numId w:val="193"/>
         </w:numPr>
       </w:pPr>
       <w:r>
@@ -148,7 +148,7 @@
           <wp:inline distT="0" distB="0" distL="0" distR="0">
             <wp:extent cx="4000500" cy="3372422"/>
             <wp:effectExtent b="0" l="0" r="0" t="0"/>
-            <wp:docPr id="180" name="" descr="" title=""/>
+            <wp:docPr id="183" name="" descr="" title=""/>
             <wp:cNvGraphicFramePr>
               <a:graphicFrameLocks xmlns:a="http://schemas.openxmlformats.org/drawingml/2006/main" noChangeAspect="1"/>
             </wp:cNvGraphicFramePr>
@@ -247,7 +247,7 @@
           <wp:inline distT="0" distB="0" distL="0" distR="0">
             <wp:extent cx="4000500" cy="2668334"/>
             <wp:effectExtent b="0" l="0" r="0" t="0"/>
-            <wp:docPr id="181" name="" descr="" title=""/>
+            <wp:docPr id="184" name="" descr="" title=""/>
             <wp:cNvGraphicFramePr>
               <a:graphicFrameLocks xmlns:a="http://schemas.openxmlformats.org/drawingml/2006/main" noChangeAspect="1"/>
             </wp:cNvGraphicFramePr>
@@ -360,7 +360,7 @@
           <wp:inline distT="0" distB="0" distL="0" distR="0">
             <wp:extent cx="4000500" cy="4000500"/>
             <wp:effectExtent b="0" l="0" r="0" t="0"/>
-            <wp:docPr id="182" name="" descr="" title=""/>
+            <wp:docPr id="185" name="" descr="" title=""/>
             <wp:cNvGraphicFramePr>
               <a:graphicFrameLocks xmlns:a="http://schemas.openxmlformats.org/drawingml/2006/main" noChangeAspect="1"/>
             </wp:cNvGraphicFramePr>
@@ -478,7 +478,7 @@
           <wp:inline distT="0" distB="0" distL="0" distR="0">
             <wp:extent cx="4000500" cy="3660458"/>
             <wp:effectExtent b="0" l="0" r="0" t="0"/>
-            <wp:docPr id="183" name="" descr="" title=""/>
+            <wp:docPr id="186" name="" descr="" title=""/>
             <wp:cNvGraphicFramePr>
               <a:graphicFrameLocks xmlns:a="http://schemas.openxmlformats.org/drawingml/2006/main" noChangeAspect="1"/>
             </wp:cNvGraphicFramePr>
@@ -569,7 +569,7 @@
           <wp:inline distT="0" distB="0" distL="0" distR="0">
             <wp:extent cx="4000500" cy="3004631"/>
             <wp:effectExtent b="0" l="0" r="0" t="0"/>
-            <wp:docPr id="184" name="" descr="" title=""/>
+            <wp:docPr id="187" name="" descr="" title=""/>
             <wp:cNvGraphicFramePr>
               <a:graphicFrameLocks xmlns:a="http://schemas.openxmlformats.org/drawingml/2006/main" noChangeAspect="1"/>
             </wp:cNvGraphicFramePr>
@@ -706,7 +706,7 @@
           <wp:inline distT="0" distB="0" distL="0" distR="0">
             <wp:extent cx="4000500" cy="2668334"/>
             <wp:effectExtent b="0" l="0" r="0" t="0"/>
-            <wp:docPr id="185" name="" descr="" title=""/>
+            <wp:docPr id="188" name="" descr="" title=""/>
             <wp:cNvGraphicFramePr>
               <a:graphicFrameLocks xmlns:a="http://schemas.openxmlformats.org/drawingml/2006/main" noChangeAspect="1"/>
             </wp:cNvGraphicFramePr>
@@ -825,7 +825,7 @@
         <w:pStyle w:val="ListParagraph"/>
         <w:numPr>
           <w:ilvl w:val="0"/>
-          <w:numId w:val="191"/>
+          <w:numId w:val="194"/>
         </w:numPr>
       </w:pPr>
       <w:r>
@@ -844,7 +844,7 @@
         <w:pStyle w:val="ListParagraph"/>
         <w:numPr>
           <w:ilvl w:val="0"/>
-          <w:numId w:val="191"/>
+          <w:numId w:val="194"/>
         </w:numPr>
       </w:pPr>
       <w:r>
@@ -863,7 +863,7 @@
         <w:pStyle w:val="ListParagraph"/>
         <w:numPr>
           <w:ilvl w:val="0"/>
-          <w:numId w:val="191"/>
+          <w:numId w:val="194"/>
         </w:numPr>
       </w:pPr>
       <w:r>
@@ -882,7 +882,7 @@
         <w:pStyle w:val="ListParagraph"/>
         <w:numPr>
           <w:ilvl w:val="0"/>
-          <w:numId w:val="191"/>
+          <w:numId w:val="194"/>
         </w:numPr>
       </w:pPr>
       <w:r>
@@ -901,7 +901,7 @@
         <w:pStyle w:val="ListParagraph"/>
         <w:numPr>
           <w:ilvl w:val="0"/>
-          <w:numId w:val="191"/>
+          <w:numId w:val="194"/>
         </w:numPr>
       </w:pPr>
       <w:r>
@@ -945,7 +945,7 @@
       <w:r>
         <w:t xml:space="preserve">We commend the innovation and leadership of </w:t>
       </w:r>
-      <w:hyperlink w:history="1" r:id="rIdge8e5-gzqdvuwdt704dpq">
+      <w:hyperlink w:history="1" r:id="rIdnzswobukv63jwjzjpu2ua">
         <w:r>
           <w:rPr>
             <w:rStyle w:val="Hyperlink"/>
@@ -956,7 +956,7 @@
       <w:r>
         <w:t xml:space="preserve"> for advancing a practical, circular model that transforms restoration‑grade timber into high‑value, climate‑smart products while strengthening forest health, rural economies, and wildfire resilience. A special thanks to Regenerative Forest Solutions for contributing to this article. We also extend our deep gratitude to </w:t>
       </w:r>
-      <w:hyperlink w:history="1" r:id="rIdm1lmgm86emb7rrud3sdf8">
+      <w:hyperlink w:history="1" r:id="rIdsmhejtatp4chl6dkpwro_">
         <w:r>
           <w:rPr>
             <w:rStyle w:val="Hyperlink"/>
@@ -967,7 +967,7 @@
       <w:r>
         <w:t xml:space="preserve"> for funding the Forest Business Alliance’s work with Forestree Collective, and other community forestry partners across California. Rural and Tribal communities engaged in the forest products sector can benefit from resources such as the </w:t>
       </w:r>
-      <w:hyperlink w:history="1" r:id="rIdbldnohij7cnefrdmarxdh">
+      <w:hyperlink w:history="1" r:id="rIdeimedxbg5uydw6jh0wcgn">
         <w:r>
           <w:rPr>
             <w:rStyle w:val="Hyperlink"/>
@@ -978,7 +978,7 @@
       <w:r>
         <w:t xml:space="preserve">, the Forest Business Alliance </w:t>
       </w:r>
-      <w:hyperlink w:history="1" r:id="rIdxs2ez1taz0yeeiz7lzel9">
+      <w:hyperlink w:history="1" r:id="rIdejpcxdbsmnapwxo_v-b67">
         <w:r>
           <w:rPr>
             <w:rStyle w:val="Hyperlink"/>
@@ -989,7 +989,7 @@
       <w:r>
         <w:t xml:space="preserve">, and </w:t>
       </w:r>
-      <w:hyperlink w:history="1" r:id="rIdw8z9lf07fy0ggnlnm-4rq">
+      <w:hyperlink w:history="1" r:id="rIdmzmxt50tgxdqioxpjo_ss">
         <w:r>
           <w:rPr>
             <w:rStyle w:val="Hyperlink"/>
@@ -1036,7 +1036,7 @@
         <wp:inline distT="0" distB="0" distL="0" distR="0">
           <wp:extent cx="608542" cy="105833"/>
           <wp:effectExtent b="0" l="0" r="0" t="0"/>
-          <wp:docPr id="186" name="" descr="" title=""/>
+          <wp:docPr id="189" name="" descr="" title=""/>
           <wp:cNvGraphicFramePr>
             <a:graphicFrameLocks xmlns:a="http://schemas.openxmlformats.org/drawingml/2006/main" noChangeAspect="1"/>
           </wp:cNvGraphicFramePr>
@@ -1114,7 +1114,7 @@
 
 <file path=word/numbering.xml><?xml version="1.0" encoding="utf-8"?>
 <w:numbering xmlns:wpc="http://schemas.microsoft.com/office/word/2010/wordprocessingCanvas" xmlns:mc="http://schemas.openxmlformats.org/markup-compatibility/2006" xmlns:o="urn:schemas-microsoft-com:office:office" xmlns:r="http://schemas.openxmlformats.org/officeDocument/2006/relationships" xmlns:m="http://schemas.openxmlformats.org/officeDocument/2006/math" xmlns:v="urn:schemas-microsoft-com:vml" xmlns:wp14="http://schemas.microsoft.com/office/word/2010/wordprocessingDrawing" xmlns:wp="http://schemas.openxmlformats.org/drawingml/2006/wordprocessingDrawing" xmlns:w10="urn:schemas-microsoft-com:office:word" xmlns:w="http://schemas.openxmlformats.org/wordprocessingml/2006/main" xmlns:w14="http://schemas.microsoft.com/office/word/2010/wordml" xmlns:w15="http://schemas.microsoft.com/office/word/2012/wordml" xmlns:wpg="http://schemas.microsoft.com/office/word/2010/wordprocessingGroup" xmlns:wpi="http://schemas.microsoft.com/office/word/2010/wordprocessingInk" xmlns:wne="http://schemas.microsoft.com/office/word/2006/wordml" xmlns:wps="http://schemas.microsoft.com/office/word/2010/wordprocessingShape" mc:Ignorable="w14 w15 wp14">
-  <w:abstractNum w:abstractNumId="187" w15:restartNumberingAfterBreak="0">
+  <w:abstractNum w:abstractNumId="190" w15:restartNumberingAfterBreak="0">
     <w:multiLevelType w:val="hybridMultilevel"/>
     <w:lvl w:ilvl="0" w15:tentative="1">
       <w:start w:val="1"/>
@@ -1198,7 +1198,7 @@
       </w:pPr>
     </w:lvl>
   </w:abstractNum>
-  <w:abstractNum w:abstractNumId="188" w15:restartNumberingAfterBreak="0">
+  <w:abstractNum w:abstractNumId="191" w15:restartNumberingAfterBreak="0">
     <w:multiLevelType w:val="hybridMultilevel"/>
     <w:lvl w:ilvl="0" w15:tentative="1">
       <w:start w:val="1"/>
@@ -1282,7 +1282,7 @@
       </w:pPr>
     </w:lvl>
   </w:abstractNum>
-  <w:abstractNum w:abstractNumId="189" w15:restartNumberingAfterBreak="0">
+  <w:abstractNum w:abstractNumId="192" w15:restartNumberingAfterBreak="0">
     <w:multiLevelType w:val="hybridMultilevel"/>
     <w:lvl w:ilvl="0" w15:tentative="1">
       <w:start w:val="1"/>
@@ -1367,19 +1367,19 @@
     </w:lvl>
   </w:abstractNum>
   <w:num w:numId="1">
-    <w:abstractNumId w:val="187"/>
+    <w:abstractNumId w:val="190"/>
     <w:lvlOverride w:ilvl="0">
       <w:startOverride w:val="1"/>
     </w:lvlOverride>
   </w:num>
-  <w:num w:numId="190">
-    <w:abstractNumId w:val="188"/>
+  <w:num w:numId="193">
+    <w:abstractNumId w:val="191"/>
     <w:lvlOverride w:ilvl="0">
       <w:startOverride w:val="1"/>
     </w:lvlOverride>
   </w:num>
-  <w:num w:numId="191">
-    <w:abstractNumId w:val="189"/>
+  <w:num w:numId="194">
+    <w:abstractNumId w:val="192"/>
     <w:lvlOverride w:ilvl="0">
       <w:startOverride w:val="1"/>
     </w:lvlOverride>

--- a/chapters/exports/forestree.docx
+++ b/chapters/exports/forestree.docx
@@ -31,7 +31,7 @@
         <w:pStyle w:val="ListParagraph"/>
         <w:numPr>
           <w:ilvl w:val="0"/>
-          <w:numId w:val="193"/>
+          <w:numId w:val="189"/>
         </w:numPr>
       </w:pPr>
       <w:r>
@@ -50,7 +50,7 @@
         <w:pStyle w:val="ListParagraph"/>
         <w:numPr>
           <w:ilvl w:val="0"/>
-          <w:numId w:val="193"/>
+          <w:numId w:val="189"/>
         </w:numPr>
       </w:pPr>
       <w:r>
@@ -69,7 +69,7 @@
         <w:pStyle w:val="ListParagraph"/>
         <w:numPr>
           <w:ilvl w:val="0"/>
-          <w:numId w:val="193"/>
+          <w:numId w:val="189"/>
         </w:numPr>
       </w:pPr>
       <w:r>
@@ -88,7 +88,7 @@
         <w:pStyle w:val="ListParagraph"/>
         <w:numPr>
           <w:ilvl w:val="0"/>
-          <w:numId w:val="193"/>
+          <w:numId w:val="189"/>
         </w:numPr>
       </w:pPr>
       <w:r>
@@ -107,7 +107,7 @@
         <w:pStyle w:val="ListParagraph"/>
         <w:numPr>
           <w:ilvl w:val="0"/>
-          <w:numId w:val="193"/>
+          <w:numId w:val="189"/>
         </w:numPr>
       </w:pPr>
       <w:r>
@@ -148,7 +148,7 @@
           <wp:inline distT="0" distB="0" distL="0" distR="0">
             <wp:extent cx="4000500" cy="3372422"/>
             <wp:effectExtent b="0" l="0" r="0" t="0"/>
-            <wp:docPr id="183" name="" descr="" title=""/>
+            <wp:docPr id="179" name="" descr="" title=""/>
             <wp:cNvGraphicFramePr>
               <a:graphicFrameLocks xmlns:a="http://schemas.openxmlformats.org/drawingml/2006/main" noChangeAspect="1"/>
             </wp:cNvGraphicFramePr>
@@ -247,7 +247,7 @@
           <wp:inline distT="0" distB="0" distL="0" distR="0">
             <wp:extent cx="4000500" cy="2668334"/>
             <wp:effectExtent b="0" l="0" r="0" t="0"/>
-            <wp:docPr id="184" name="" descr="" title=""/>
+            <wp:docPr id="180" name="" descr="" title=""/>
             <wp:cNvGraphicFramePr>
               <a:graphicFrameLocks xmlns:a="http://schemas.openxmlformats.org/drawingml/2006/main" noChangeAspect="1"/>
             </wp:cNvGraphicFramePr>
@@ -360,7 +360,7 @@
           <wp:inline distT="0" distB="0" distL="0" distR="0">
             <wp:extent cx="4000500" cy="4000500"/>
             <wp:effectExtent b="0" l="0" r="0" t="0"/>
-            <wp:docPr id="185" name="" descr="" title=""/>
+            <wp:docPr id="181" name="" descr="" title=""/>
             <wp:cNvGraphicFramePr>
               <a:graphicFrameLocks xmlns:a="http://schemas.openxmlformats.org/drawingml/2006/main" noChangeAspect="1"/>
             </wp:cNvGraphicFramePr>
@@ -478,7 +478,7 @@
           <wp:inline distT="0" distB="0" distL="0" distR="0">
             <wp:extent cx="4000500" cy="3660458"/>
             <wp:effectExtent b="0" l="0" r="0" t="0"/>
-            <wp:docPr id="186" name="" descr="" title=""/>
+            <wp:docPr id="182" name="" descr="" title=""/>
             <wp:cNvGraphicFramePr>
               <a:graphicFrameLocks xmlns:a="http://schemas.openxmlformats.org/drawingml/2006/main" noChangeAspect="1"/>
             </wp:cNvGraphicFramePr>
@@ -569,7 +569,7 @@
           <wp:inline distT="0" distB="0" distL="0" distR="0">
             <wp:extent cx="4000500" cy="3004631"/>
             <wp:effectExtent b="0" l="0" r="0" t="0"/>
-            <wp:docPr id="187" name="" descr="" title=""/>
+            <wp:docPr id="183" name="" descr="" title=""/>
             <wp:cNvGraphicFramePr>
               <a:graphicFrameLocks xmlns:a="http://schemas.openxmlformats.org/drawingml/2006/main" noChangeAspect="1"/>
             </wp:cNvGraphicFramePr>
@@ -706,7 +706,7 @@
           <wp:inline distT="0" distB="0" distL="0" distR="0">
             <wp:extent cx="4000500" cy="2668334"/>
             <wp:effectExtent b="0" l="0" r="0" t="0"/>
-            <wp:docPr id="188" name="" descr="" title=""/>
+            <wp:docPr id="184" name="" descr="" title=""/>
             <wp:cNvGraphicFramePr>
               <a:graphicFrameLocks xmlns:a="http://schemas.openxmlformats.org/drawingml/2006/main" noChangeAspect="1"/>
             </wp:cNvGraphicFramePr>
@@ -825,7 +825,7 @@
         <w:pStyle w:val="ListParagraph"/>
         <w:numPr>
           <w:ilvl w:val="0"/>
-          <w:numId w:val="194"/>
+          <w:numId w:val="190"/>
         </w:numPr>
       </w:pPr>
       <w:r>
@@ -844,7 +844,7 @@
         <w:pStyle w:val="ListParagraph"/>
         <w:numPr>
           <w:ilvl w:val="0"/>
-          <w:numId w:val="194"/>
+          <w:numId w:val="190"/>
         </w:numPr>
       </w:pPr>
       <w:r>
@@ -863,7 +863,7 @@
         <w:pStyle w:val="ListParagraph"/>
         <w:numPr>
           <w:ilvl w:val="0"/>
-          <w:numId w:val="194"/>
+          <w:numId w:val="190"/>
         </w:numPr>
       </w:pPr>
       <w:r>
@@ -882,7 +882,7 @@
         <w:pStyle w:val="ListParagraph"/>
         <w:numPr>
           <w:ilvl w:val="0"/>
-          <w:numId w:val="194"/>
+          <w:numId w:val="190"/>
         </w:numPr>
       </w:pPr>
       <w:r>
@@ -901,7 +901,7 @@
         <w:pStyle w:val="ListParagraph"/>
         <w:numPr>
           <w:ilvl w:val="0"/>
-          <w:numId w:val="194"/>
+          <w:numId w:val="190"/>
         </w:numPr>
       </w:pPr>
       <w:r>
@@ -945,7 +945,7 @@
       <w:r>
         <w:t xml:space="preserve">We commend the innovation and leadership of </w:t>
       </w:r>
-      <w:hyperlink w:history="1" r:id="rIdnzswobukv63jwjzjpu2ua">
+      <w:hyperlink w:history="1" r:id="rIdmrzk_4c-ywaaoj7br8hsg">
         <w:r>
           <w:rPr>
             <w:rStyle w:val="Hyperlink"/>
@@ -956,7 +956,7 @@
       <w:r>
         <w:t xml:space="preserve"> for advancing a practical, circular model that transforms restoration‑grade timber into high‑value, climate‑smart products while strengthening forest health, rural economies, and wildfire resilience. A special thanks to Regenerative Forest Solutions for contributing to this article. We also extend our deep gratitude to </w:t>
       </w:r>
-      <w:hyperlink w:history="1" r:id="rIdsmhejtatp4chl6dkpwro_">
+      <w:hyperlink w:history="1" r:id="rIde2n-aflto5jwozey1rqcs">
         <w:r>
           <w:rPr>
             <w:rStyle w:val="Hyperlink"/>
@@ -967,7 +967,7 @@
       <w:r>
         <w:t xml:space="preserve"> for funding the Forest Business Alliance’s work with Forestree Collective, and other community forestry partners across California. Rural and Tribal communities engaged in the forest products sector can benefit from resources such as the </w:t>
       </w:r>
-      <w:hyperlink w:history="1" r:id="rIdeimedxbg5uydw6jh0wcgn">
+      <w:hyperlink w:history="1" r:id="rIdogefc70ojvvgl-i0va-rj">
         <w:r>
           <w:rPr>
             <w:rStyle w:val="Hyperlink"/>
@@ -978,7 +978,7 @@
       <w:r>
         <w:t xml:space="preserve">, the Forest Business Alliance </w:t>
       </w:r>
-      <w:hyperlink w:history="1" r:id="rIdejpcxdbsmnapwxo_v-b67">
+      <w:hyperlink w:history="1" r:id="rIduioy-n91hm0h8z0xmsrub">
         <w:r>
           <w:rPr>
             <w:rStyle w:val="Hyperlink"/>
@@ -989,7 +989,7 @@
       <w:r>
         <w:t xml:space="preserve">, and </w:t>
       </w:r>
-      <w:hyperlink w:history="1" r:id="rIdmzmxt50tgxdqioxpjo_ss">
+      <w:hyperlink w:history="1" r:id="rIdkt6ed3iayextwu2kv0sqx">
         <w:r>
           <w:rPr>
             <w:rStyle w:val="Hyperlink"/>
@@ -1036,7 +1036,7 @@
         <wp:inline distT="0" distB="0" distL="0" distR="0">
           <wp:extent cx="608542" cy="105833"/>
           <wp:effectExtent b="0" l="0" r="0" t="0"/>
-          <wp:docPr id="189" name="" descr="" title=""/>
+          <wp:docPr id="185" name="" descr="" title=""/>
           <wp:cNvGraphicFramePr>
             <a:graphicFrameLocks xmlns:a="http://schemas.openxmlformats.org/drawingml/2006/main" noChangeAspect="1"/>
           </wp:cNvGraphicFramePr>
@@ -1114,7 +1114,7 @@
 
 <file path=word/numbering.xml><?xml version="1.0" encoding="utf-8"?>
 <w:numbering xmlns:wpc="http://schemas.microsoft.com/office/word/2010/wordprocessingCanvas" xmlns:mc="http://schemas.openxmlformats.org/markup-compatibility/2006" xmlns:o="urn:schemas-microsoft-com:office:office" xmlns:r="http://schemas.openxmlformats.org/officeDocument/2006/relationships" xmlns:m="http://schemas.openxmlformats.org/officeDocument/2006/math" xmlns:v="urn:schemas-microsoft-com:vml" xmlns:wp14="http://schemas.microsoft.com/office/word/2010/wordprocessingDrawing" xmlns:wp="http://schemas.openxmlformats.org/drawingml/2006/wordprocessingDrawing" xmlns:w10="urn:schemas-microsoft-com:office:word" xmlns:w="http://schemas.openxmlformats.org/wordprocessingml/2006/main" xmlns:w14="http://schemas.microsoft.com/office/word/2010/wordml" xmlns:w15="http://schemas.microsoft.com/office/word/2012/wordml" xmlns:wpg="http://schemas.microsoft.com/office/word/2010/wordprocessingGroup" xmlns:wpi="http://schemas.microsoft.com/office/word/2010/wordprocessingInk" xmlns:wne="http://schemas.microsoft.com/office/word/2006/wordml" xmlns:wps="http://schemas.microsoft.com/office/word/2010/wordprocessingShape" mc:Ignorable="w14 w15 wp14">
-  <w:abstractNum w:abstractNumId="190" w15:restartNumberingAfterBreak="0">
+  <w:abstractNum w:abstractNumId="186" w15:restartNumberingAfterBreak="0">
     <w:multiLevelType w:val="hybridMultilevel"/>
     <w:lvl w:ilvl="0" w15:tentative="1">
       <w:start w:val="1"/>
@@ -1198,7 +1198,7 @@
       </w:pPr>
     </w:lvl>
   </w:abstractNum>
-  <w:abstractNum w:abstractNumId="191" w15:restartNumberingAfterBreak="0">
+  <w:abstractNum w:abstractNumId="187" w15:restartNumberingAfterBreak="0">
     <w:multiLevelType w:val="hybridMultilevel"/>
     <w:lvl w:ilvl="0" w15:tentative="1">
       <w:start w:val="1"/>
@@ -1282,7 +1282,7 @@
       </w:pPr>
     </w:lvl>
   </w:abstractNum>
-  <w:abstractNum w:abstractNumId="192" w15:restartNumberingAfterBreak="0">
+  <w:abstractNum w:abstractNumId="188" w15:restartNumberingAfterBreak="0">
     <w:multiLevelType w:val="hybridMultilevel"/>
     <w:lvl w:ilvl="0" w15:tentative="1">
       <w:start w:val="1"/>
@@ -1367,19 +1367,19 @@
     </w:lvl>
   </w:abstractNum>
   <w:num w:numId="1">
-    <w:abstractNumId w:val="190"/>
+    <w:abstractNumId w:val="186"/>
     <w:lvlOverride w:ilvl="0">
       <w:startOverride w:val="1"/>
     </w:lvlOverride>
   </w:num>
-  <w:num w:numId="193">
-    <w:abstractNumId w:val="191"/>
+  <w:num w:numId="189">
+    <w:abstractNumId w:val="187"/>
     <w:lvlOverride w:ilvl="0">
       <w:startOverride w:val="1"/>
     </w:lvlOverride>
   </w:num>
-  <w:num w:numId="194">
-    <w:abstractNumId w:val="192"/>
+  <w:num w:numId="190">
+    <w:abstractNumId w:val="188"/>
     <w:lvlOverride w:ilvl="0">
       <w:startOverride w:val="1"/>
     </w:lvlOverride>

--- a/chapters/exports/forestree.docx
+++ b/chapters/exports/forestree.docx
@@ -31,7 +31,7 @@
         <w:pStyle w:val="ListParagraph"/>
         <w:numPr>
           <w:ilvl w:val="0"/>
-          <w:numId w:val="189"/>
+          <w:numId w:val="218"/>
         </w:numPr>
       </w:pPr>
       <w:r>
@@ -50,7 +50,7 @@
         <w:pStyle w:val="ListParagraph"/>
         <w:numPr>
           <w:ilvl w:val="0"/>
-          <w:numId w:val="189"/>
+          <w:numId w:val="218"/>
         </w:numPr>
       </w:pPr>
       <w:r>
@@ -69,7 +69,7 @@
         <w:pStyle w:val="ListParagraph"/>
         <w:numPr>
           <w:ilvl w:val="0"/>
-          <w:numId w:val="189"/>
+          <w:numId w:val="218"/>
         </w:numPr>
       </w:pPr>
       <w:r>
@@ -88,7 +88,7 @@
         <w:pStyle w:val="ListParagraph"/>
         <w:numPr>
           <w:ilvl w:val="0"/>
-          <w:numId w:val="189"/>
+          <w:numId w:val="218"/>
         </w:numPr>
       </w:pPr>
       <w:r>
@@ -107,7 +107,7 @@
         <w:pStyle w:val="ListParagraph"/>
         <w:numPr>
           <w:ilvl w:val="0"/>
-          <w:numId w:val="189"/>
+          <w:numId w:val="218"/>
         </w:numPr>
       </w:pPr>
       <w:r>
@@ -136,7 +136,7 @@
     </w:p>
     <w:p>
       <w:r>
-        <w:t xml:space="preserve">Forest management practices—such as thinning overcrowded stands, conducting prescribed burns, and reducing fuel loads—are critical to restoring forests into more resilient, low-density structures less prone to wildfires. Yet in Sonoma County and across California, scaling these practices remains difficult. Current market incentives do not support the removal of small-diameter or non‑merchantable timber, as the costs of harvesting, hauling, and processing typically exceed potential returns. In addition, sawmill processing facilities are limited, creating a general bottleneck for wood processing across size classes and species. Without new value streams for low‑value wood and processing capacity, large‑scale fuel reduction and ecological restoration will remain financially out of reach, constrained by the limited public funding that can support them.</w:t>
+        <w:t xml:space="preserve">Forest management practices—such as thinning overcrowded stands, conducting prescribed burns, and reducing fuel loads—are critical to restoring forests into more resilient, low-density structures less prone to wildfires. Yet in Sonoma County and across California, scaling these practices remains difficult. Current market incentives do not support removing small-diameter or non‑merchantable timber, as harvesting, hauling, and processing costs typically exceed potential returns. In addition, sawmill processing facilities are limited, creating a general bottleneck for wood processing across size classes and species. Without new value streams for low‑value wood and processing capacity, large‑scale fuel reduction and ecological restoration will remain financially out of reach, constrained by the limited public funding that can support them.</w:t>
       </w:r>
     </w:p>
     <w:p>
@@ -148,7 +148,7 @@
           <wp:inline distT="0" distB="0" distL="0" distR="0">
             <wp:extent cx="4000500" cy="3372422"/>
             <wp:effectExtent b="0" l="0" r="0" t="0"/>
-            <wp:docPr id="179" name="" descr="" title=""/>
+            <wp:docPr id="208" name="" descr="" title=""/>
             <wp:cNvGraphicFramePr>
               <a:graphicFrameLocks xmlns:a="http://schemas.openxmlformats.org/drawingml/2006/main" noChangeAspect="1"/>
             </wp:cNvGraphicFramePr>
@@ -235,7 +235,7 @@
         <w:t xml:space="preserve">1</w:t>
       </w:r>
       <w:r>
-        <w:t xml:space="preserve">). The 172-acre historic mill property has been upgraded to include a Woodlandia 200XP single-pass log ripper to process small-diameter logs, a Woodmizer LT-40 Wide portable bandsaw mill for larger logs, and a compact telehandler. Forestree also has a fully equipped 5,000-square-foot woodshop for secondary wood products manufacturing, including a kiln drying operation with a solar kiln built from their own mass timber product, nail-laminated timber (NLT), and a dehumidification kiln. Shop equipment includes table saws, jointers, planers, panel saw, bandsaw, shaper, and a wide belt sander.</w:t>
+        <w:t xml:space="preserve">). The 172-acre historic mill property has been upgraded to include a Woodlandia 200XP single-pass log ripper to process small-diameter logs, a Woodmizer LT-40 Wide portable bandsaw mill for larger logs, and a compact telehandler. Forestree also has a fully equipped 5,000-square-foot woodshop for secondary wood products manufacturing, including a kiln drying operation with a solar kiln built from their own mass timber product, nail-laminated timber (NLT), and a dehumidification kiln. Shop equipment includes table saws, jointers, planers, a panel saw, a bandsaw, a shaper, and a wide belt sander.</w:t>
       </w:r>
     </w:p>
     <w:p>
@@ -247,7 +247,7 @@
           <wp:inline distT="0" distB="0" distL="0" distR="0">
             <wp:extent cx="4000500" cy="2668334"/>
             <wp:effectExtent b="0" l="0" r="0" t="0"/>
-            <wp:docPr id="180" name="" descr="" title=""/>
+            <wp:docPr id="209" name="" descr="" title=""/>
             <wp:cNvGraphicFramePr>
               <a:graphicFrameLocks xmlns:a="http://schemas.openxmlformats.org/drawingml/2006/main" noChangeAspect="1"/>
             </wp:cNvGraphicFramePr>
@@ -326,7 +326,7 @@
         <w:t xml:space="preserve">2</w:t>
       </w:r>
       <w:r>
-        <w:t xml:space="preserve">). Each stage of production builds on the one before it: restoration yields raw material; milling produces dimensional lumber; the woodshop converts that lumber into finished goods. This integrated flow ensures consistent quality, reduces waste and energy use, and provides a reliable supply chain for climate-smart materials.</w:t>
+        <w:t xml:space="preserve">). Each stage builds on the last: restoration yields raw material; milling produces dimensional lumber; the woodshop converts that lumber into finished goods. This integrated flow ensures consistent quality, reduces waste and energy use, and provides a reliable supply chain for climate-smart materials.</w:t>
       </w:r>
     </w:p>
     <w:p>
@@ -348,7 +348,7 @@
         <w:t xml:space="preserve">3</w:t>
       </w:r>
       <w:r>
-        <w:t xml:space="preserve">). Forestree is currently advancing two complementary product lines—climate-smart furniture and custom interiors, and an innovative mass Nail-Laminated Timber (NLT) system, each expanding the circular model and opening new markets for regenerative, restoration-driven wood products.</w:t>
+        <w:t xml:space="preserve">). Forestree is advancing two complementary product lines—climate-smart furniture and custom interiors, and an innovative mass Nail-Laminated Timber (NLT) system—each expanding the circular model and opening new markets for regenerative, restoration-driven wood products.</w:t>
       </w:r>
     </w:p>
     <w:p>
@@ -360,7 +360,7 @@
           <wp:inline distT="0" distB="0" distL="0" distR="0">
             <wp:extent cx="4000500" cy="4000500"/>
             <wp:effectExtent b="0" l="0" r="0" t="0"/>
-            <wp:docPr id="181" name="" descr="" title=""/>
+            <wp:docPr id="210" name="" descr="" title=""/>
             <wp:cNvGraphicFramePr>
               <a:graphicFrameLocks xmlns:a="http://schemas.openxmlformats.org/drawingml/2006/main" noChangeAspect="1"/>
             </wp:cNvGraphicFramePr>
@@ -425,7 +425,7 @@
         <w:t xml:space="preserve"> </w:t>
       </w:r>
       <w:r>
-        <w:t xml:space="preserve">Forestree’s Sonoma Table is a modern take on the classic trestle table with the rounded corners for a contemporary look.</w:t>
+        <w:t xml:space="preserve">Forestree’s Sonoma Table is a modern take on the classic trestle table with rounded corners for a contemporary look.</w:t>
       </w:r>
     </w:p>
     <w:p>
@@ -442,12 +442,12 @@
     </w:p>
     <w:p>
       <w:r>
-        <w:t xml:space="preserve">Design and craft are integrated from the outset: Forestree’s architects, designers, and fabricators apply species-specific milling and woodworking techniques to create durable, regionally distinctive pieces that embody place, lock carbon into long-lived form, and connect end users to the landscapes that produced them. Beyond the finished products themselves, this approach builds new economic pathways by converting low-value and underutilized biomass into premium goods that help fund restoration work, support local mills and craftspeople, and expand markets for diverse, regionally sourced species.</w:t>
-      </w:r>
-    </w:p>
-    <w:p>
-      <w:r>
-        <w:t xml:space="preserve">In parallel with its furniture and interiors line, Forestree Collective is developing an innovative </w:t>
+        <w:t xml:space="preserve">Design and craft are integrated from the outset: Forestree’s architects, designers, and fabricators apply species-specific milling and woodworking techniques to create durable, regionally distinctive pieces that embody place, lock carbon into long-lived form, and connect end users to the landscapes that produced them. Beyond the finished products, this approach builds new economic pathways by converting low-value, underutilized biomass into premium goods that help fund restoration work, support local mills and craftspeople, and expand markets for diverse, regionally sourced species.</w:t>
+      </w:r>
+    </w:p>
+    <w:p>
+      <w:r>
+        <w:t xml:space="preserve">Alongside its furniture and interiors line, Forestree Collective is developing an innovative </w:t>
       </w:r>
       <w:r>
         <w:rPr>
@@ -466,7 +466,7 @@
         <w:t xml:space="preserve">4</w:t>
       </w:r>
       <w:r>
-        <w:t xml:space="preserve">). NLT offers a low-barrier, adhesive-free mass-timber solution that is well-suited to small-scale and decentralized milling operations. Forestree’s model enables restoration wood to be processed near where it is harvested in Sonoma County, reducing transportation costs, retaining more value in the local community, and creating viable markets for small-diameter and underutilized logs that are often burned or left to decay.</w:t>
+        <w:t xml:space="preserve">). NLT offers a low-barrier, adhesive-free mass-timber solution well suited to small-scale and decentralized milling operations. Forestree’s model enables restoration wood to be processed near where it is harvested in Sonoma County, reducing transportation costs, retaining more value in the local community, and creating viable markets for small-diameter and underutilized logs that are often burned or left to decay.</w:t>
       </w:r>
     </w:p>
     <w:p>
@@ -478,7 +478,7 @@
           <wp:inline distT="0" distB="0" distL="0" distR="0">
             <wp:extent cx="4000500" cy="3660458"/>
             <wp:effectExtent b="0" l="0" r="0" t="0"/>
-            <wp:docPr id="182" name="" descr="" title=""/>
+            <wp:docPr id="211" name="" descr="" title=""/>
             <wp:cNvGraphicFramePr>
               <a:graphicFrameLocks xmlns:a="http://schemas.openxmlformats.org/drawingml/2006/main" noChangeAspect="1"/>
             </wp:cNvGraphicFramePr>
@@ -569,7 +569,7 @@
           <wp:inline distT="0" distB="0" distL="0" distR="0">
             <wp:extent cx="4000500" cy="3004631"/>
             <wp:effectExtent b="0" l="0" r="0" t="0"/>
-            <wp:docPr id="183" name="" descr="" title=""/>
+            <wp:docPr id="212" name="" descr="" title=""/>
             <wp:cNvGraphicFramePr>
               <a:graphicFrameLocks xmlns:a="http://schemas.openxmlformats.org/drawingml/2006/main" noChangeAspect="1"/>
             </wp:cNvGraphicFramePr>
@@ -657,12 +657,12 @@
     </w:p>
     <w:p>
       <w:r>
-        <w:t xml:space="preserve">The California Department of Forestry and Fire Protection (CAL FIRE) and the U.S. Forest Service (USFS) have recognized and supported Forestree’s innovative work with grants that have helped Forestree expand its milling and manufacturing capacity and enabled it to pilot its NLT building system.</w:t>
-      </w:r>
-    </w:p>
-    <w:p>
-      <w:r>
-        <w:t xml:space="preserve">Collaboration with the UC Berkeley Wood Lab has proven vital to Forestree’s advancement of its NLT system. From structural testing to design applications, this partnership bridges science, craft, and sustainability, helping to shape a more resilient and diversified wood economy and ensuring that research outcomes are translated into practical applications for the regional wood products sector.</w:t>
+        <w:t xml:space="preserve">The California Department of Forestry and Fire Protection (CAL FIRE) and the U.S. Forest Service (USFS) have recognized and supported Forestree’s innovative work with grants that helped Forestree expand its milling and manufacturing capacity and pilot its NLT building system.</w:t>
+      </w:r>
+    </w:p>
+    <w:p>
+      <w:r>
+        <w:t xml:space="preserve">Collaboration with the UC Berkeley Wood Lab has proven vital to Forestree’s advancement of its NLT system. From structural testing to design applications, this partnership bridges science, craft, and sustainability, helping shape a more resilient and diversified wood economy and ensuring research outcomes translate into practical applications for the regional wood products sector.</w:t>
       </w:r>
     </w:p>
     <w:p>
@@ -706,7 +706,7 @@
           <wp:inline distT="0" distB="0" distL="0" distR="0">
             <wp:extent cx="4000500" cy="2668334"/>
             <wp:effectExtent b="0" l="0" r="0" t="0"/>
-            <wp:docPr id="184" name="" descr="" title=""/>
+            <wp:docPr id="213" name="" descr="" title=""/>
             <wp:cNvGraphicFramePr>
               <a:graphicFrameLocks xmlns:a="http://schemas.openxmlformats.org/drawingml/2006/main" noChangeAspect="1"/>
             </wp:cNvGraphicFramePr>
@@ -799,7 +799,7 @@
     </w:p>
     <w:p>
       <w:r>
-        <w:t xml:space="preserve">Layered on top of these structural challenges are California’s Forest Practice Rules (FPRs), which were designed to prevent destructive logging but apply uniformly to all operators regardless of scale or intent. For landowners with substantial timber resources to manage, this means navigating costly Timber Harvesting Plans that require professional foresters, legal review, and months of permitting — costs that exceed the value of the small‑diameter timber involved. Approval timelines and permitting review processes are notorious for delaying urgent wildfire‑recovery and fuel‑reduction work, and led to a temporary pause in requirements in CA in 2025 to speed implementation that has generally lagged behind state-mandated goals. Because the rules were built around large commercial harvests, they offer limited flexibility for the commercialization of material derived from ecological thinning, as the rules apply even to low‑value or “waste” wood removed for safety, wildfire prevention, or post‑disaster cleanup. The lack of distinction and inability to make products directly with this material without specific permits make restoration-wood business models financially precarious.</w:t>
+        <w:t xml:space="preserve">Layered on top of these structural challenges are California’s Forest Practice Rules (FPRs), designed to prevent destructive logging but applied uniformly to all operators regardless of scale or intent. For landowners with substantial timber resources to manage, this means navigating costly Timber Harvesting Plans that require professional foresters, legal review, and months of permitting — costs that exceed the value of the small‑diameter timber involved. Approval timelines and permitting review processes are notorious for delaying urgent wildfire‑recovery and fuel‑reduction work, and led to a temporary pause in requirements in CA in 2025 to speed implementation that has generally lagged behind state-mandated goals. Because the rules were built around large commercial harvests, they offer limited flexibility for the commercialization of material derived from ecological thinning, as the rules apply even to low‑value or “waste” wood removed for safety, wildfire prevention, or post‑disaster cleanup. The lack of distinction and inability to make products directly with this material without specific permits make restoration-wood business models financially precarious.</w:t>
       </w:r>
     </w:p>
     <w:p>
@@ -825,7 +825,7 @@
         <w:pStyle w:val="ListParagraph"/>
         <w:numPr>
           <w:ilvl w:val="0"/>
-          <w:numId w:val="190"/>
+          <w:numId w:val="219"/>
         </w:numPr>
       </w:pPr>
       <w:r>
@@ -844,7 +844,7 @@
         <w:pStyle w:val="ListParagraph"/>
         <w:numPr>
           <w:ilvl w:val="0"/>
-          <w:numId w:val="190"/>
+          <w:numId w:val="219"/>
         </w:numPr>
       </w:pPr>
       <w:r>
@@ -863,7 +863,7 @@
         <w:pStyle w:val="ListParagraph"/>
         <w:numPr>
           <w:ilvl w:val="0"/>
-          <w:numId w:val="190"/>
+          <w:numId w:val="219"/>
         </w:numPr>
       </w:pPr>
       <w:r>
@@ -882,7 +882,7 @@
         <w:pStyle w:val="ListParagraph"/>
         <w:numPr>
           <w:ilvl w:val="0"/>
-          <w:numId w:val="190"/>
+          <w:numId w:val="219"/>
         </w:numPr>
       </w:pPr>
       <w:r>
@@ -901,7 +901,7 @@
         <w:pStyle w:val="ListParagraph"/>
         <w:numPr>
           <w:ilvl w:val="0"/>
-          <w:numId w:val="190"/>
+          <w:numId w:val="219"/>
         </w:numPr>
       </w:pPr>
       <w:r>
@@ -930,7 +930,7 @@
     </w:p>
     <w:p>
       <w:r>
-        <w:t xml:space="preserve">Forestree Collective, founded in 2021 by building scientist Jeremy Fisher and architect Marisha Farnsworth, is pioneering circular, market-based solutions to the wildfire crisis. This case study highlights Forestree’s work to rebuild Sonoma County’s wood products infrastructure and to transform non‑merchantable timber and restoration byproducts into climate‑smart, value‑added materials. By creating new economic incentives for stewardship, Forestree contributes to reducing wildfire risk and restoring forests while opening pathways for rural economic renewal.</w:t>
+        <w:t xml:space="preserve">Forestree Collective, founded in 2021 by building scientist Jeremy Fisher and architect Marisha Farnsworth, is pioneering circular, market-based solutions to the wildfire crisis. This case study highlights Forestree’s work to rebuild Sonoma County’s wood products infrastructure and to transform non‑merchantable timber and restoration byproducts into climate‑smart, value‑added materials. By creating new economic incentives for stewardship, Forestree helps reduce wildfire risk and restore forests while opening pathways for rural economic renewal.</w:t>
       </w:r>
     </w:p>
     <w:p>
@@ -945,7 +945,7 @@
       <w:r>
         <w:t xml:space="preserve">We commend the innovation and leadership of </w:t>
       </w:r>
-      <w:hyperlink w:history="1" r:id="rIdmrzk_4c-ywaaoj7br8hsg">
+      <w:hyperlink w:history="1" r:id="rId_u7s585twnza67g3gdvmv">
         <w:r>
           <w:rPr>
             <w:rStyle w:val="Hyperlink"/>
@@ -956,7 +956,7 @@
       <w:r>
         <w:t xml:space="preserve"> for advancing a practical, circular model that transforms restoration‑grade timber into high‑value, climate‑smart products while strengthening forest health, rural economies, and wildfire resilience. A special thanks to Regenerative Forest Solutions for contributing to this article. We also extend our deep gratitude to </w:t>
       </w:r>
-      <w:hyperlink w:history="1" r:id="rIde2n-aflto5jwozey1rqcs">
+      <w:hyperlink w:history="1" r:id="rIdbpngv0wpbbuvdenud6hbf">
         <w:r>
           <w:rPr>
             <w:rStyle w:val="Hyperlink"/>
@@ -965,9 +965,9 @@
         </w:r>
       </w:hyperlink>
       <w:r>
-        <w:t xml:space="preserve"> for funding the Forest Business Alliance’s work with Forestree Collective, and other community forestry partners across California. Rural and Tribal communities engaged in the forest products sector can benefit from resources such as the </w:t>
-      </w:r>
-      <w:hyperlink w:history="1" r:id="rIdogefc70ojvvgl-i0va-rj">
+        <w:t xml:space="preserve"> for funding the Forest Business Alliance’s work with Forestree Collective and other community forestry partners across California. Rural and Tribal communities engaged in the forest products sector can benefit from resources such as the </w:t>
+      </w:r>
+      <w:hyperlink w:history="1" r:id="rIdm9tvrbgs-lu2q4cqe3h6d">
         <w:r>
           <w:rPr>
             <w:rStyle w:val="Hyperlink"/>
@@ -978,7 +978,7 @@
       <w:r>
         <w:t xml:space="preserve">, the Forest Business Alliance </w:t>
       </w:r>
-      <w:hyperlink w:history="1" r:id="rIduioy-n91hm0h8z0xmsrub">
+      <w:hyperlink w:history="1" r:id="rIdqbsqgo_7nkxc2bbppqes8">
         <w:r>
           <w:rPr>
             <w:rStyle w:val="Hyperlink"/>
@@ -989,7 +989,7 @@
       <w:r>
         <w:t xml:space="preserve">, and </w:t>
       </w:r>
-      <w:hyperlink w:history="1" r:id="rIdkt6ed3iayextwu2kv0sqx">
+      <w:hyperlink w:history="1" r:id="rIdyikxcpo6d86xsrrgku8v1">
         <w:r>
           <w:rPr>
             <w:rStyle w:val="Hyperlink"/>
@@ -1036,7 +1036,7 @@
         <wp:inline distT="0" distB="0" distL="0" distR="0">
           <wp:extent cx="608542" cy="105833"/>
           <wp:effectExtent b="0" l="0" r="0" t="0"/>
-          <wp:docPr id="185" name="" descr="" title=""/>
+          <wp:docPr id="214" name="" descr="" title=""/>
           <wp:cNvGraphicFramePr>
             <a:graphicFrameLocks xmlns:a="http://schemas.openxmlformats.org/drawingml/2006/main" noChangeAspect="1"/>
           </wp:cNvGraphicFramePr>
@@ -1114,7 +1114,7 @@
 
 <file path=word/numbering.xml><?xml version="1.0" encoding="utf-8"?>
 <w:numbering xmlns:wpc="http://schemas.microsoft.com/office/word/2010/wordprocessingCanvas" xmlns:mc="http://schemas.openxmlformats.org/markup-compatibility/2006" xmlns:o="urn:schemas-microsoft-com:office:office" xmlns:r="http://schemas.openxmlformats.org/officeDocument/2006/relationships" xmlns:m="http://schemas.openxmlformats.org/officeDocument/2006/math" xmlns:v="urn:schemas-microsoft-com:vml" xmlns:wp14="http://schemas.microsoft.com/office/word/2010/wordprocessingDrawing" xmlns:wp="http://schemas.openxmlformats.org/drawingml/2006/wordprocessingDrawing" xmlns:w10="urn:schemas-microsoft-com:office:word" xmlns:w="http://schemas.openxmlformats.org/wordprocessingml/2006/main" xmlns:w14="http://schemas.microsoft.com/office/word/2010/wordml" xmlns:w15="http://schemas.microsoft.com/office/word/2012/wordml" xmlns:wpg="http://schemas.microsoft.com/office/word/2010/wordprocessingGroup" xmlns:wpi="http://schemas.microsoft.com/office/word/2010/wordprocessingInk" xmlns:wne="http://schemas.microsoft.com/office/word/2006/wordml" xmlns:wps="http://schemas.microsoft.com/office/word/2010/wordprocessingShape" mc:Ignorable="w14 w15 wp14">
-  <w:abstractNum w:abstractNumId="186" w15:restartNumberingAfterBreak="0">
+  <w:abstractNum w:abstractNumId="215" w15:restartNumberingAfterBreak="0">
     <w:multiLevelType w:val="hybridMultilevel"/>
     <w:lvl w:ilvl="0" w15:tentative="1">
       <w:start w:val="1"/>
@@ -1198,7 +1198,7 @@
       </w:pPr>
     </w:lvl>
   </w:abstractNum>
-  <w:abstractNum w:abstractNumId="187" w15:restartNumberingAfterBreak="0">
+  <w:abstractNum w:abstractNumId="216" w15:restartNumberingAfterBreak="0">
     <w:multiLevelType w:val="hybridMultilevel"/>
     <w:lvl w:ilvl="0" w15:tentative="1">
       <w:start w:val="1"/>
@@ -1282,7 +1282,7 @@
       </w:pPr>
     </w:lvl>
   </w:abstractNum>
-  <w:abstractNum w:abstractNumId="188" w15:restartNumberingAfterBreak="0">
+  <w:abstractNum w:abstractNumId="217" w15:restartNumberingAfterBreak="0">
     <w:multiLevelType w:val="hybridMultilevel"/>
     <w:lvl w:ilvl="0" w15:tentative="1">
       <w:start w:val="1"/>
@@ -1367,19 +1367,19 @@
     </w:lvl>
   </w:abstractNum>
   <w:num w:numId="1">
-    <w:abstractNumId w:val="186"/>
+    <w:abstractNumId w:val="215"/>
     <w:lvlOverride w:ilvl="0">
       <w:startOverride w:val="1"/>
     </w:lvlOverride>
   </w:num>
-  <w:num w:numId="189">
-    <w:abstractNumId w:val="187"/>
+  <w:num w:numId="218">
+    <w:abstractNumId w:val="216"/>
     <w:lvlOverride w:ilvl="0">
       <w:startOverride w:val="1"/>
     </w:lvlOverride>
   </w:num>
-  <w:num w:numId="190">
-    <w:abstractNumId w:val="188"/>
+  <w:num w:numId="219">
+    <w:abstractNumId w:val="217"/>
     <w:lvlOverride w:ilvl="0">
       <w:startOverride w:val="1"/>
     </w:lvlOverride>
